--- a/docs/assets/attachments/modules/11.-linear-regression-basics/11.1-sample-linear-regression.docx
+++ b/docs/assets/attachments/modules/11.-linear-regression-basics/11.1-sample-linear-regression.docx
@@ -1,6 +1,6 @@
 
 <file path=word/document.xml><?xml version="1.0" encoding="utf-8"?>
-<w:document xmlns:wpc="http://schemas.microsoft.com/office/word/2010/wordprocessingCanvas" xmlns:cx="http://schemas.microsoft.com/office/drawing/2014/chartex" xmlns:cx1="http://schemas.microsoft.com/office/drawing/2015/9/8/chartex" xmlns:cx2="http://schemas.microsoft.com/office/drawing/2015/10/21/chartex" xmlns:cx3="http://schemas.microsoft.com/office/drawing/2016/5/9/chartex" xmlns:cx4="http://schemas.microsoft.com/office/drawing/2016/5/10/chartex" xmlns:cx5="http://schemas.microsoft.com/office/drawing/2016/5/11/chartex" xmlns:cx6="http://schemas.microsoft.com/office/drawing/2016/5/12/chartex" xmlns:cx7="http://schemas.microsoft.com/office/drawing/2016/5/13/chartex" xmlns:cx8="http://schemas.microsoft.com/office/drawing/2016/5/14/chartex" xmlns:mc="http://schemas.openxmlformats.org/markup-compatibility/2006" xmlns:aink="http://schemas.microsoft.com/office/drawing/2016/ink" xmlns:am3d="http://schemas.microsoft.com/office/drawing/2017/model3d" xmlns:o="urn:schemas-microsoft-com:office:office" xmlns:oel="http://schemas.microsoft.com/office/2019/extlst" xmlns:r="http://schemas.openxmlformats.org/officeDocument/2006/relationships" xmlns:m="http://schemas.openxmlformats.org/officeDocument/2006/math" xmlns:v="urn:schemas-microsoft-com:vml" xmlns:wp14="http://schemas.microsoft.com/office/word/2010/wordprocessingDrawing" xmlns:wp="http://schemas.openxmlformats.org/drawingml/2006/wordprocessingDrawing" xmlns:w10="urn:schemas-microsoft-com:office:word" xmlns:w="http://schemas.openxmlformats.org/wordprocessingml/2006/main" xmlns:w14="http://schemas.microsoft.com/office/word/2010/wordml" xmlns:w15="http://schemas.microsoft.com/office/word/2012/wordml" xmlns:w16cex="http://schemas.microsoft.com/office/word/2018/wordml/cex" xmlns:w16cid="http://schemas.microsoft.com/office/word/2016/wordml/cid" xmlns:w16="http://schemas.microsoft.com/office/word/2018/wordml" xmlns:w16du="http://schemas.microsoft.com/office/word/2023/wordml/word16du" xmlns:w16sdtdh="http://schemas.microsoft.com/office/word/2020/wordml/sdtdatahash" xmlns:w16sdtfl="http://schemas.microsoft.com/office/word/2024/wordml/sdtformatlock" xmlns:w16se="http://schemas.microsoft.com/office/word/2015/wordml/symex" xmlns:wpg="http://schemas.microsoft.com/office/word/2010/wordprocessingGroup" xmlns:wpi="http://schemas.microsoft.com/office/word/2010/wordprocessingInk" xmlns:wne="http://schemas.microsoft.com/office/word/2006/wordml" xmlns:wps="http://schemas.microsoft.com/office/word/2010/wordprocessingShape" mc:Ignorable="w14 w15 w16se w16cid w16 w16cex w16sdtdh w16sdtfl w16du wp14">
+<w:document xmlns:wpc="http://schemas.microsoft.com/office/word/2010/wordprocessingCanvas" xmlns:cx="http://schemas.microsoft.com/office/drawing/2014/chartex" xmlns:cx1="http://schemas.microsoft.com/office/drawing/2015/9/8/chartex" xmlns:cx2="http://schemas.microsoft.com/office/drawing/2015/10/21/chartex" xmlns:cx3="http://schemas.microsoft.com/office/drawing/2016/5/9/chartex" xmlns:cx4="http://schemas.microsoft.com/office/drawing/2016/5/10/chartex" xmlns:cx5="http://schemas.microsoft.com/office/drawing/2016/5/11/chartex" xmlns:cx6="http://schemas.microsoft.com/office/drawing/2016/5/12/chartex" xmlns:cx7="http://schemas.microsoft.com/office/drawing/2016/5/13/chartex" xmlns:cx8="http://schemas.microsoft.com/office/drawing/2016/5/14/chartex" xmlns:mc="http://schemas.openxmlformats.org/markup-compatibility/2006" xmlns:m="http://schemas.openxmlformats.org/officeDocument/2006/math" xmlns:aink="http://schemas.microsoft.com/office/drawing/2016/ink" xmlns:am3d="http://schemas.microsoft.com/office/drawing/2017/model3d" xmlns:oel="http://schemas.microsoft.com/office/2019/extlst" xmlns:r="http://schemas.openxmlformats.org/officeDocument/2006/relationships" xmlns:wp14="http://schemas.microsoft.com/office/word/2010/wordprocessingDrawing" xmlns:wp="http://schemas.openxmlformats.org/drawingml/2006/wordprocessingDrawing" xmlns:wpg="http://schemas.microsoft.com/office/word/2010/wordprocessingGroup" xmlns:wpi="http://schemas.microsoft.com/office/word/2010/wordprocessingInk" xmlns:wps="http://schemas.microsoft.com/office/word/2010/wordprocessingShape" xmlns:o="urn:schemas-microsoft-com:office:office" xmlns:v="urn:schemas-microsoft-com:vml" xmlns:w10="urn:schemas-microsoft-com:office:word" xmlns:w="http://schemas.openxmlformats.org/wordprocessingml/2006/main" xmlns:w14="http://schemas.microsoft.com/office/word/2010/wordml" xmlns:w15="http://schemas.microsoft.com/office/word/2012/wordml" xmlns:w16cex="http://schemas.microsoft.com/office/word/2018/wordml/cex" xmlns:w16cid="http://schemas.microsoft.com/office/word/2016/wordml/cid" xmlns:w16="http://schemas.microsoft.com/office/word/2018/wordml" xmlns:w16sdtdh="http://schemas.microsoft.com/office/word/2020/wordml/sdtdatahash" xmlns:w16sdtfl="http://schemas.microsoft.com/office/word/2024/wordml/sdtformatlock" xmlns:w16se="http://schemas.microsoft.com/office/word/2015/wordml/symex" xmlns:w16du="http://schemas.microsoft.com/office/word/2023/wordml/word16du" xmlns:wne="http://schemas.microsoft.com/office/word/2006/wordml" mc:Ignorable="w14 w15 w16se w16cid w16 w16cex w16sdtdh w16sdtfl w16du wp14">
   <w:body>
     <w:p>
       <w:pPr>
@@ -1347,10 +1347,10 @@
                 <w:noProof/>
               </w:rPr>
               <w:drawing>
-                <wp:inline distT="0" distB="0" distL="0" distR="0" wp14:anchorId="22311984" wp14:editId="70B7E455">
-                  <wp:extent cx="3283585" cy="2201276"/>
-                  <wp:effectExtent l="0" t="0" r="5715" b="0"/>
-                  <wp:docPr id="1780758978" name="Picture 1"/>
+                <wp:inline distT="0" distB="0" distL="0" distR="0" wp14:anchorId="071DF45A" wp14:editId="780B935E">
+                  <wp:extent cx="3129280" cy="2150680"/>
+                  <wp:effectExtent l="0" t="0" r="0" b="0"/>
+                  <wp:docPr id="866816954" name="Picture 1"/>
                   <wp:cNvGraphicFramePr>
                     <a:graphicFrameLocks xmlns:a="http://schemas.openxmlformats.org/drawingml/2006/main" noChangeAspect="1"/>
                   </wp:cNvGraphicFramePr>
@@ -1358,11 +1358,17 @@
                     <a:graphicData uri="http://schemas.openxmlformats.org/drawingml/2006/picture">
                       <pic:pic xmlns:pic="http://schemas.openxmlformats.org/drawingml/2006/picture">
                         <pic:nvPicPr>
-                          <pic:cNvPr id="1780758978" name=""/>
+                          <pic:cNvPr id="866816954" name="Picture 866816954"/>
                           <pic:cNvPicPr/>
                         </pic:nvPicPr>
                         <pic:blipFill>
-                          <a:blip r:embed="rId9"/>
+                          <a:blip r:embed="rId9" cstate="print">
+                            <a:extLst>
+                              <a:ext uri="{28A0092B-C50C-407E-A947-70E740481C1C}">
+                                <a14:useLocalDpi xmlns:a14="http://schemas.microsoft.com/office/drawing/2010/main" val="0"/>
+                              </a:ext>
+                            </a:extLst>
+                          </a:blip>
                           <a:stretch>
                             <a:fillRect/>
                           </a:stretch>
@@ -1370,7 +1376,7 @@
                         <pic:spPr>
                           <a:xfrm>
                             <a:off x="0" y="0"/>
-                            <a:ext cx="3303738" cy="2214786"/>
+                            <a:ext cx="3161564" cy="2172868"/>
                           </a:xfrm>
                           <a:prstGeom prst="rect">
                             <a:avLst/>
@@ -1505,6 +1511,7 @@
               <w:widowControl w:val="0"/>
               <w:spacing w:after="0"/>
             </w:pPr>
+            <w:bookmarkStart w:id="6" w:name="_Hlk243452584"/>
             <w:r>
               <w:rPr>
                 <w:b/>
@@ -1611,6 +1618,7 @@
           </w:p>
         </w:tc>
       </w:tr>
+      <w:bookmarkEnd w:id="6"/>
       <w:tr>
         <w:trPr>
           <w:trHeight w:val="2293"/>
@@ -1671,10 +1679,10 @@
                 <w:noProof/>
               </w:rPr>
               <w:drawing>
-                <wp:inline distT="0" distB="0" distL="0" distR="0" wp14:anchorId="20501510" wp14:editId="3EB5DC3B">
-                  <wp:extent cx="3552789" cy="2520563"/>
-                  <wp:effectExtent l="0" t="0" r="3810" b="0"/>
-                  <wp:docPr id="858000533" name="Picture 1"/>
+                <wp:inline distT="0" distB="0" distL="0" distR="0" wp14:anchorId="4AE7359A" wp14:editId="156FAB4E">
+                  <wp:extent cx="3256504" cy="2289387"/>
+                  <wp:effectExtent l="0" t="0" r="0" b="0"/>
+                  <wp:docPr id="205485772" name="Picture 2"/>
                   <wp:cNvGraphicFramePr>
                     <a:graphicFrameLocks xmlns:a="http://schemas.openxmlformats.org/drawingml/2006/main" noChangeAspect="1"/>
                   </wp:cNvGraphicFramePr>
@@ -1682,11 +1690,17 @@
                     <a:graphicData uri="http://schemas.openxmlformats.org/drawingml/2006/picture">
                       <pic:pic xmlns:pic="http://schemas.openxmlformats.org/drawingml/2006/picture">
                         <pic:nvPicPr>
-                          <pic:cNvPr id="858000533" name=""/>
+                          <pic:cNvPr id="205485772" name="Picture 205485772"/>
                           <pic:cNvPicPr/>
                         </pic:nvPicPr>
                         <pic:blipFill>
-                          <a:blip r:embed="rId10"/>
+                          <a:blip r:embed="rId10" cstate="print">
+                            <a:extLst>
+                              <a:ext uri="{28A0092B-C50C-407E-A947-70E740481C1C}">
+                                <a14:useLocalDpi xmlns:a14="http://schemas.microsoft.com/office/drawing/2010/main" val="0"/>
+                              </a:ext>
+                            </a:extLst>
+                          </a:blip>
                           <a:stretch>
                             <a:fillRect/>
                           </a:stretch>
@@ -1694,7 +1708,7 @@
                         <pic:spPr>
                           <a:xfrm>
                             <a:off x="0" y="0"/>
-                            <a:ext cx="3584407" cy="2542995"/>
+                            <a:ext cx="3271149" cy="2299683"/>
                           </a:xfrm>
                           <a:prstGeom prst="rect">
                             <a:avLst/>
@@ -1713,10 +1727,21 @@
     <w:p>
       <w:pPr>
         <w:pStyle w:val="numberingqs"/>
+        <w:numPr>
+          <w:ilvl w:val="0"/>
+          <w:numId w:val="0"/>
+        </w:numPr>
         <w:spacing w:before="240"/>
-      </w:pPr>
-      <w:bookmarkStart w:id="6" w:name="_Hlk229455741"/>
+        <w:ind w:left="288"/>
+      </w:pPr>
+      <w:bookmarkStart w:id="7" w:name="_Hlk229455741"/>
       <w:bookmarkEnd w:id="5"/>
+    </w:p>
+    <w:p>
+      <w:pPr>
+        <w:pStyle w:val="numberingqs"/>
+        <w:spacing w:before="240"/>
+      </w:pPr>
       <w:r>
         <w:lastRenderedPageBreak/>
         <w:t xml:space="preserve">Run a linear regression model </w:t>
@@ -1882,6 +1907,7 @@
                 <w:iCs/>
               </w:rPr>
             </w:pPr>
+            <w:bookmarkStart w:id="8" w:name="_Hlk243452612"/>
             <w:r>
               <w:rPr>
                 <w:iCs/>
@@ -1953,6 +1979,7 @@
               </w:rPr>
               <w:t xml:space="preserve"> = T, show.ci = F, collapse.se = T)</w:t>
             </w:r>
+            <w:bookmarkEnd w:id="8"/>
           </w:p>
         </w:tc>
       </w:tr>
@@ -2016,10 +2043,10 @@
                 <w:noProof/>
               </w:rPr>
               <w:drawing>
-                <wp:inline distT="0" distB="0" distL="0" distR="0" wp14:anchorId="314D745D" wp14:editId="46344C8E">
-                  <wp:extent cx="3267986" cy="2632818"/>
-                  <wp:effectExtent l="0" t="0" r="0" b="0"/>
-                  <wp:docPr id="1879233396" name="Picture 1"/>
+                <wp:inline distT="0" distB="0" distL="0" distR="0" wp14:anchorId="2056B6F3" wp14:editId="1E2BE7FE">
+                  <wp:extent cx="2962905" cy="2472267"/>
+                  <wp:effectExtent l="0" t="0" r="0" b="4445"/>
+                  <wp:docPr id="709777505" name="Picture 3"/>
                   <wp:cNvGraphicFramePr>
                     <a:graphicFrameLocks xmlns:a="http://schemas.openxmlformats.org/drawingml/2006/main" noChangeAspect="1"/>
                   </wp:cNvGraphicFramePr>
@@ -2027,11 +2054,17 @@
                     <a:graphicData uri="http://schemas.openxmlformats.org/drawingml/2006/picture">
                       <pic:pic xmlns:pic="http://schemas.openxmlformats.org/drawingml/2006/picture">
                         <pic:nvPicPr>
-                          <pic:cNvPr id="1879233396" name=""/>
+                          <pic:cNvPr id="709777505" name="Picture 709777505"/>
                           <pic:cNvPicPr/>
                         </pic:nvPicPr>
                         <pic:blipFill>
-                          <a:blip r:embed="rId11"/>
+                          <a:blip r:embed="rId11" cstate="print">
+                            <a:extLst>
+                              <a:ext uri="{28A0092B-C50C-407E-A947-70E740481C1C}">
+                                <a14:useLocalDpi xmlns:a14="http://schemas.microsoft.com/office/drawing/2010/main" val="0"/>
+                              </a:ext>
+                            </a:extLst>
+                          </a:blip>
                           <a:stretch>
                             <a:fillRect/>
                           </a:stretch>
@@ -2039,7 +2072,7 @@
                         <pic:spPr>
                           <a:xfrm>
                             <a:off x="0" y="0"/>
-                            <a:ext cx="3387311" cy="2728951"/>
+                            <a:ext cx="2984031" cy="2489895"/>
                           </a:xfrm>
                           <a:prstGeom prst="rect">
                             <a:avLst/>
@@ -2054,14 +2087,40 @@
           </w:p>
         </w:tc>
       </w:tr>
+      <w:bookmarkEnd w:id="7"/>
     </w:tbl>
-    <w:bookmarkEnd w:id="6"/>
+    <w:p>
+      <w:pPr>
+        <w:pStyle w:val="numberingqs"/>
+        <w:numPr>
+          <w:ilvl w:val="0"/>
+          <w:numId w:val="0"/>
+        </w:numPr>
+        <w:spacing w:before="240"/>
+        <w:ind w:left="288"/>
+      </w:pPr>
+    </w:p>
+    <w:p>
+      <w:pPr>
+        <w:spacing w:after="160" w:line="259" w:lineRule="auto"/>
+        <w:rPr>
+          <w:rFonts w:cstheme="minorBidi"/>
+          <w:color w:val="auto"/>
+          <w:szCs w:val="22"/>
+          <w:lang w:val="en-US"/>
+        </w:rPr>
+      </w:pPr>
+      <w:r>
+        <w:br w:type="page"/>
+      </w:r>
+    </w:p>
     <w:p>
       <w:pPr>
         <w:pStyle w:val="numberingqs"/>
         <w:spacing w:before="240"/>
       </w:pPr>
       <w:r>
+        <w:lastRenderedPageBreak/>
         <w:t xml:space="preserve">Run a linear regression model </w:t>
       </w:r>
       <w:r>
@@ -2245,6 +2304,7 @@
                 <w:iCs/>
               </w:rPr>
             </w:pPr>
+            <w:bookmarkStart w:id="9" w:name="_Hlk243452667"/>
             <w:r>
               <w:rPr>
                 <w:iCs/>
@@ -2316,6 +2376,7 @@
               </w:rPr>
               <w:t xml:space="preserve"> = T, show.ci = F, collapse.se = T)</w:t>
             </w:r>
+            <w:bookmarkEnd w:id="9"/>
           </w:p>
         </w:tc>
       </w:tr>
@@ -2349,7 +2410,6 @@
               <w:rPr>
                 <w:b/>
               </w:rPr>
-              <w:lastRenderedPageBreak/>
               <w:t>Table (20 points):</w:t>
             </w:r>
           </w:p>
@@ -2380,10 +2440,10 @@
                 <w:noProof/>
               </w:rPr>
               <w:drawing>
-                <wp:inline distT="0" distB="0" distL="0" distR="0" wp14:anchorId="2B49E403" wp14:editId="74B893A9">
-                  <wp:extent cx="2464904" cy="2362244"/>
-                  <wp:effectExtent l="0" t="0" r="0" b="0"/>
-                  <wp:docPr id="1340683228" name="Picture 1"/>
+                <wp:inline distT="0" distB="0" distL="0" distR="0" wp14:anchorId="3BD14A92" wp14:editId="34A7A32E">
+                  <wp:extent cx="3034453" cy="2959345"/>
+                  <wp:effectExtent l="0" t="0" r="1270" b="0"/>
+                  <wp:docPr id="537065528" name="Picture 4"/>
                   <wp:cNvGraphicFramePr>
                     <a:graphicFrameLocks xmlns:a="http://schemas.openxmlformats.org/drawingml/2006/main" noChangeAspect="1"/>
                   </wp:cNvGraphicFramePr>
@@ -2391,11 +2451,17 @@
                     <a:graphicData uri="http://schemas.openxmlformats.org/drawingml/2006/picture">
                       <pic:pic xmlns:pic="http://schemas.openxmlformats.org/drawingml/2006/picture">
                         <pic:nvPicPr>
-                          <pic:cNvPr id="1340683228" name=""/>
+                          <pic:cNvPr id="537065528" name="Picture 537065528"/>
                           <pic:cNvPicPr/>
                         </pic:nvPicPr>
                         <pic:blipFill>
-                          <a:blip r:embed="rId12"/>
+                          <a:blip r:embed="rId12" cstate="print">
+                            <a:extLst>
+                              <a:ext uri="{28A0092B-C50C-407E-A947-70E740481C1C}">
+                                <a14:useLocalDpi xmlns:a14="http://schemas.microsoft.com/office/drawing/2010/main" val="0"/>
+                              </a:ext>
+                            </a:extLst>
+                          </a:blip>
                           <a:stretch>
                             <a:fillRect/>
                           </a:stretch>
@@ -2403,7 +2469,7 @@
                         <pic:spPr>
                           <a:xfrm>
                             <a:off x="0" y="0"/>
-                            <a:ext cx="2480981" cy="2377651"/>
+                            <a:ext cx="3050334" cy="2974833"/>
                           </a:xfrm>
                           <a:prstGeom prst="rect">
                             <a:avLst/>
@@ -2444,7 +2510,7 @@
               <w:widowControl w:val="0"/>
               <w:spacing w:after="0"/>
             </w:pPr>
-            <w:bookmarkStart w:id="7" w:name="_Hlk229455771"/>
+            <w:bookmarkStart w:id="10" w:name="_Hlk229455771"/>
             <w:r>
               <w:rPr>
                 <w:b/>
@@ -2471,144 +2537,177 @@
           </w:tcPr>
           <w:p>
             <w:pPr>
+              <w:pStyle w:val="NormalWeb"/>
               <w:shd w:val="clear" w:color="auto" w:fill="FFFFFF"/>
+              <w:spacing w:before="0" w:beforeAutospacing="0" w:after="0" w:afterAutospacing="0"/>
             </w:pPr>
             <w:r>
               <w:rPr>
+                <w:rFonts w:ascii="Arial" w:hAnsi="Arial" w:cs="Arial"/>
                 <w:b/>
+                <w:bCs/>
+                <w:color w:val="000000"/>
               </w:rPr>
-              <w:t>First paragraph</w:t>
-            </w:r>
-            <w:r>
-              <w:t>:</w:t>
+              <w:t>First paragraph: The significance levels</w:t>
             </w:r>
           </w:p>
           <w:p>
             <w:pPr>
+              <w:pStyle w:val="NormalWeb"/>
               <w:shd w:val="clear" w:color="auto" w:fill="FFFFFF"/>
-              <w:spacing w:after="200"/>
+              <w:spacing w:before="0" w:beforeAutospacing="0" w:after="240" w:afterAutospacing="0"/>
             </w:pPr>
             <w:r>
-              <w:t xml:space="preserve">Respondents' education in years, respondents' occupational prestige score, and </w:t>
-            </w:r>
-            <w:bookmarkStart w:id="8" w:name="_Hlk229456220"/>
-            <w:r>
-              <w:t xml:space="preserve">respondents' subjective class identification </w:t>
-            </w:r>
-            <w:bookmarkEnd w:id="8"/>
-            <w:r>
-              <w:t>are statistically significant predictors of respondents’ socio-economic index score since the p values are less than 0.05. Respondents’ age is not a statistically significant predictor of socio-economic index score since the p value is greater than 0.05.</w:t>
+              <w:rPr>
+                <w:rFonts w:ascii="Arial" w:hAnsi="Arial" w:cs="Arial"/>
+                <w:color w:val="000000"/>
+              </w:rPr>
+              <w:t>Respondents' education in years, respondents' occupational prestige score, and respondents' subjective class identification have statistically significant associations with respondents' socio-economic index score since their p-values are less than 0.05.</w:t>
             </w:r>
           </w:p>
           <w:p>
             <w:pPr>
+              <w:pStyle w:val="NormalWeb"/>
               <w:shd w:val="clear" w:color="auto" w:fill="FFFFFF"/>
+              <w:spacing w:before="0" w:beforeAutospacing="0" w:after="240" w:afterAutospacing="0"/>
             </w:pPr>
             <w:r>
               <w:rPr>
-                <w:b/>
+                <w:rFonts w:ascii="Arial" w:hAnsi="Arial" w:cs="Arial"/>
+                <w:color w:val="000000"/>
               </w:rPr>
-              <w:t>Second paragraph</w:t>
-            </w:r>
-            <w:r>
-              <w:t>:</w:t>
+              <w:t>Respondents' age is not a statistically significant factor of respondents' socio-economic index score since the p-value is greater than 0.05.</w:t>
             </w:r>
           </w:p>
           <w:p>
             <w:pPr>
-              <w:widowControl w:val="0"/>
+              <w:pStyle w:val="NormalWeb"/>
+              <w:shd w:val="clear" w:color="auto" w:fill="FFFFFF"/>
+              <w:spacing w:before="0" w:beforeAutospacing="0" w:after="0" w:afterAutospacing="0"/>
             </w:pPr>
             <w:r>
-              <w:t xml:space="preserve">A year increase in respondents' education increases respondents’ socio-economic index score by 1.62 points. One unit increase in occupational prestige score increases respondents’ socio-economic index score by 1.18 points. One unit increase in </w:t>
-            </w:r>
-            <w:bookmarkStart w:id="9" w:name="_Hlk229456298"/>
-            <w:r>
-              <w:t xml:space="preserve">respondents' subjective class identification </w:t>
-            </w:r>
-            <w:bookmarkEnd w:id="9"/>
-            <w:r>
-              <w:t>increases socio-economic index score by 0.12 points.</w:t>
+              <w:rPr>
+                <w:rFonts w:ascii="Arial" w:hAnsi="Arial" w:cs="Arial"/>
+                <w:b/>
+                <w:bCs/>
+                <w:color w:val="000000"/>
+              </w:rPr>
+              <w:t>Second paragraph: The explanation of coefficients</w:t>
             </w:r>
           </w:p>
           <w:p>
             <w:pPr>
+              <w:pStyle w:val="NormalWeb"/>
               <w:shd w:val="clear" w:color="auto" w:fill="FFFFFF"/>
+              <w:spacing w:before="0" w:beforeAutospacing="0" w:after="0" w:afterAutospacing="0"/>
             </w:pPr>
             <w:r>
               <w:rPr>
-                <w:b/>
+                <w:rFonts w:ascii="Arial" w:hAnsi="Arial" w:cs="Arial"/>
+                <w:color w:val="000000"/>
               </w:rPr>
-              <w:t>Third paragraph</w:t>
-            </w:r>
-            <w:r>
-              <w:t>:</w:t>
-            </w:r>
-          </w:p>
-          <w:p>
-            <w:r>
-              <w:t>The strongest predictor of respondents’ socio-economic index score is occupational prestige score (</w:t>
-            </w:r>
-            <w:bookmarkStart w:id="10" w:name="_Hlk229456277"/>
-            <w:proofErr w:type="spellStart"/>
-            <w:r>
-              <w:t>std.Coeff</w:t>
-            </w:r>
-            <w:proofErr w:type="spellEnd"/>
-            <w:r>
-              <w:t>=0.69</w:t>
-            </w:r>
-            <w:bookmarkEnd w:id="10"/>
-            <w:r>
-              <w:t>), followed by respondents' education in years (</w:t>
-            </w:r>
-            <w:bookmarkStart w:id="11" w:name="_Hlk229456305"/>
-            <w:proofErr w:type="spellStart"/>
-            <w:r>
-              <w:t>std.Coeff</w:t>
-            </w:r>
-            <w:proofErr w:type="spellEnd"/>
-            <w:r>
-              <w:t>=0.19</w:t>
-            </w:r>
-            <w:bookmarkEnd w:id="11"/>
-            <w:r>
-              <w:t>), and respondents' subjective class identification (</w:t>
-            </w:r>
-            <w:proofErr w:type="spellStart"/>
-            <w:r>
-              <w:t>std.Coeff</w:t>
-            </w:r>
-            <w:proofErr w:type="spellEnd"/>
-            <w:r>
-              <w:t>=0.12).</w:t>
+              <w:t>One additional year of respondents' education is associated with 1.62 points higher predicted socio-economic index score.</w:t>
             </w:r>
           </w:p>
           <w:p>
             <w:pPr>
+              <w:pStyle w:val="NormalWeb"/>
               <w:shd w:val="clear" w:color="auto" w:fill="FFFFFF"/>
+              <w:spacing w:before="0" w:beforeAutospacing="0" w:after="240" w:afterAutospacing="0"/>
             </w:pPr>
             <w:r>
               <w:rPr>
-                <w:b/>
+                <w:rFonts w:ascii="Arial" w:hAnsi="Arial" w:cs="Arial"/>
+                <w:color w:val="000000"/>
               </w:rPr>
-              <w:t>Fourth paragraph</w:t>
-            </w:r>
-            <w:r>
-              <w:t>:</w:t>
+              <w:lastRenderedPageBreak/>
+              <w:t>One additional point of respondents' occupational prestige score is associated with 1.18 points higher predicted socio-economic index score.</w:t>
             </w:r>
           </w:p>
           <w:p>
             <w:pPr>
+              <w:pStyle w:val="NormalWeb"/>
               <w:shd w:val="clear" w:color="auto" w:fill="FFFFFF"/>
-              <w:spacing w:after="0"/>
+              <w:spacing w:before="0" w:beforeAutospacing="0" w:after="240" w:afterAutospacing="0"/>
             </w:pPr>
             <w:r>
-              <w:t>The adjusted R squared value indicates that 71.7% of the variation in respondents’ socio-economic index score can be explained by the occupational prestige score, respondents' education in years, and respondents' subjective class identification.</w:t>
+              <w:rPr>
+                <w:rFonts w:ascii="Arial" w:hAnsi="Arial" w:cs="Arial"/>
+                <w:color w:val="000000"/>
+              </w:rPr>
+              <w:t>One additional category of respondents' subjective class identification is associated with 0.12 points higher predicted socio-economic index score.</w:t>
+            </w:r>
+          </w:p>
+          <w:p>
+            <w:pPr>
+              <w:pStyle w:val="NormalWeb"/>
+              <w:shd w:val="clear" w:color="auto" w:fill="FFFFFF"/>
+              <w:spacing w:before="0" w:beforeAutospacing="0" w:after="0" w:afterAutospacing="0"/>
+            </w:pPr>
+            <w:r>
+              <w:rPr>
+                <w:rFonts w:ascii="Arial" w:hAnsi="Arial" w:cs="Arial"/>
+                <w:b/>
+                <w:bCs/>
+                <w:color w:val="000000"/>
+              </w:rPr>
+              <w:t>Third paragraph: The explanation of standardized coefficients</w:t>
+            </w:r>
+          </w:p>
+          <w:p>
+            <w:pPr>
+              <w:pStyle w:val="NormalWeb"/>
+              <w:shd w:val="clear" w:color="auto" w:fill="FFFFFF"/>
+              <w:spacing w:before="0" w:beforeAutospacing="0" w:after="240" w:afterAutospacing="0"/>
+            </w:pPr>
+            <w:r>
+              <w:rPr>
+                <w:rFonts w:ascii="Arial" w:hAnsi="Arial" w:cs="Arial"/>
+                <w:color w:val="000000"/>
+              </w:rPr>
+              <w:t>The largest standardized association with respondents' socio-economic index score is for respondents' occupational prestige score (std. Coeff=0.69), followed by respondents' education in years (std. Coeff=0.19), and respondents' subjective class identification (std. Coeff=0.12).</w:t>
+            </w:r>
+          </w:p>
+          <w:p>
+            <w:pPr>
+              <w:pStyle w:val="NormalWeb"/>
+              <w:shd w:val="clear" w:color="auto" w:fill="FFFFFF"/>
+              <w:spacing w:before="0" w:beforeAutospacing="0" w:after="0" w:afterAutospacing="0"/>
+            </w:pPr>
+            <w:r>
+              <w:rPr>
+                <w:rFonts w:ascii="Arial" w:hAnsi="Arial" w:cs="Arial"/>
+                <w:b/>
+                <w:bCs/>
+                <w:color w:val="000000"/>
+              </w:rPr>
+              <w:t>Fourth paragraph: The explanation of adjusted R-squared</w:t>
+            </w:r>
+          </w:p>
+          <w:p>
+            <w:pPr>
+              <w:pStyle w:val="NormalWeb"/>
+              <w:shd w:val="clear" w:color="auto" w:fill="FFFFFF"/>
+              <w:spacing w:before="0" w:beforeAutospacing="0" w:after="260" w:afterAutospacing="0"/>
+            </w:pPr>
+            <w:r>
+              <w:rPr>
+                <w:rFonts w:ascii="Arial" w:hAnsi="Arial" w:cs="Arial"/>
+                <w:color w:val="000000"/>
+              </w:rPr>
+              <w:t>The adjusted R-squared value indicates that the model, which includes respondents' education in years, respondents' occupational prestige score, respondents' subjective class identification, and respondents' age, accounts for 71.7% of the variation in respondents' socio-economic index score</w:t>
+            </w:r>
+            <w:r>
+              <w:rPr>
+                <w:rFonts w:ascii="Arial" w:hAnsi="Arial" w:cs="Arial"/>
+                <w:color w:val="000000"/>
+              </w:rPr>
+              <w:t>.</w:t>
             </w:r>
           </w:p>
         </w:tc>
       </w:tr>
-      <w:bookmarkEnd w:id="7"/>
+      <w:bookmarkEnd w:id="10"/>
     </w:tbl>
     <w:p/>
     <w:sectPr>
@@ -2624,7 +2723,7 @@
 </file>
 
 <file path=word/endnotes.xml><?xml version="1.0" encoding="utf-8"?>
-<w:endnotes xmlns:wpc="http://schemas.microsoft.com/office/word/2010/wordprocessingCanvas" xmlns:cx="http://schemas.microsoft.com/office/drawing/2014/chartex" xmlns:cx1="http://schemas.microsoft.com/office/drawing/2015/9/8/chartex" xmlns:cx2="http://schemas.microsoft.com/office/drawing/2015/10/21/chartex" xmlns:cx3="http://schemas.microsoft.com/office/drawing/2016/5/9/chartex" xmlns:cx4="http://schemas.microsoft.com/office/drawing/2016/5/10/chartex" xmlns:cx5="http://schemas.microsoft.com/office/drawing/2016/5/11/chartex" xmlns:cx6="http://schemas.microsoft.com/office/drawing/2016/5/12/chartex" xmlns:cx7="http://schemas.microsoft.com/office/drawing/2016/5/13/chartex" xmlns:cx8="http://schemas.microsoft.com/office/drawing/2016/5/14/chartex" xmlns:mc="http://schemas.openxmlformats.org/markup-compatibility/2006" xmlns:aink="http://schemas.microsoft.com/office/drawing/2016/ink" xmlns:am3d="http://schemas.microsoft.com/office/drawing/2017/model3d" xmlns:o="urn:schemas-microsoft-com:office:office" xmlns:oel="http://schemas.microsoft.com/office/2019/extlst" xmlns:r="http://schemas.openxmlformats.org/officeDocument/2006/relationships" xmlns:m="http://schemas.openxmlformats.org/officeDocument/2006/math" xmlns:v="urn:schemas-microsoft-com:vml" xmlns:wp14="http://schemas.microsoft.com/office/word/2010/wordprocessingDrawing" xmlns:wp="http://schemas.openxmlformats.org/drawingml/2006/wordprocessingDrawing" xmlns:w10="urn:schemas-microsoft-com:office:word" xmlns:w="http://schemas.openxmlformats.org/wordprocessingml/2006/main" xmlns:w14="http://schemas.microsoft.com/office/word/2010/wordml" xmlns:w15="http://schemas.microsoft.com/office/word/2012/wordml" xmlns:w16cex="http://schemas.microsoft.com/office/word/2018/wordml/cex" xmlns:w16cid="http://schemas.microsoft.com/office/word/2016/wordml/cid" xmlns:w16="http://schemas.microsoft.com/office/word/2018/wordml" xmlns:w16du="http://schemas.microsoft.com/office/word/2023/wordml/word16du" xmlns:w16sdtdh="http://schemas.microsoft.com/office/word/2020/wordml/sdtdatahash" xmlns:w16sdtfl="http://schemas.microsoft.com/office/word/2024/wordml/sdtformatlock" xmlns:w16se="http://schemas.microsoft.com/office/word/2015/wordml/symex" xmlns:wpg="http://schemas.microsoft.com/office/word/2010/wordprocessingGroup" xmlns:wpi="http://schemas.microsoft.com/office/word/2010/wordprocessingInk" xmlns:wne="http://schemas.microsoft.com/office/word/2006/wordml" xmlns:wps="http://schemas.microsoft.com/office/word/2010/wordprocessingShape" mc:Ignorable="w14 w15 w16se w16cid w16 w16cex w16sdtdh w16sdtfl w16du wp14">
+<w:endnotes xmlns:wpc="http://schemas.microsoft.com/office/word/2010/wordprocessingCanvas" xmlns:cx="http://schemas.microsoft.com/office/drawing/2014/chartex" xmlns:cx1="http://schemas.microsoft.com/office/drawing/2015/9/8/chartex" xmlns:cx2="http://schemas.microsoft.com/office/drawing/2015/10/21/chartex" xmlns:cx3="http://schemas.microsoft.com/office/drawing/2016/5/9/chartex" xmlns:cx4="http://schemas.microsoft.com/office/drawing/2016/5/10/chartex" xmlns:cx5="http://schemas.microsoft.com/office/drawing/2016/5/11/chartex" xmlns:cx6="http://schemas.microsoft.com/office/drawing/2016/5/12/chartex" xmlns:cx7="http://schemas.microsoft.com/office/drawing/2016/5/13/chartex" xmlns:cx8="http://schemas.microsoft.com/office/drawing/2016/5/14/chartex" xmlns:mc="http://schemas.openxmlformats.org/markup-compatibility/2006" xmlns:m="http://schemas.openxmlformats.org/officeDocument/2006/math" xmlns:aink="http://schemas.microsoft.com/office/drawing/2016/ink" xmlns:am3d="http://schemas.microsoft.com/office/drawing/2017/model3d" xmlns:oel="http://schemas.microsoft.com/office/2019/extlst" xmlns:r="http://schemas.openxmlformats.org/officeDocument/2006/relationships" xmlns:wp14="http://schemas.microsoft.com/office/word/2010/wordprocessingDrawing" xmlns:wp="http://schemas.openxmlformats.org/drawingml/2006/wordprocessingDrawing" xmlns:wpg="http://schemas.microsoft.com/office/word/2010/wordprocessingGroup" xmlns:wpi="http://schemas.microsoft.com/office/word/2010/wordprocessingInk" xmlns:wps="http://schemas.microsoft.com/office/word/2010/wordprocessingShape" xmlns:o="urn:schemas-microsoft-com:office:office" xmlns:v="urn:schemas-microsoft-com:vml" xmlns:w10="urn:schemas-microsoft-com:office:word" xmlns:w="http://schemas.openxmlformats.org/wordprocessingml/2006/main" xmlns:w14="http://schemas.microsoft.com/office/word/2010/wordml" xmlns:w15="http://schemas.microsoft.com/office/word/2012/wordml" xmlns:w16cex="http://schemas.microsoft.com/office/word/2018/wordml/cex" xmlns:w16cid="http://schemas.microsoft.com/office/word/2016/wordml/cid" xmlns:w16="http://schemas.microsoft.com/office/word/2018/wordml" xmlns:w16sdtdh="http://schemas.microsoft.com/office/word/2020/wordml/sdtdatahash" xmlns:w16sdtfl="http://schemas.microsoft.com/office/word/2024/wordml/sdtformatlock" xmlns:w16se="http://schemas.microsoft.com/office/word/2015/wordml/symex" xmlns:w16du="http://schemas.microsoft.com/office/word/2023/wordml/word16du" xmlns:wne="http://schemas.microsoft.com/office/word/2006/wordml" mc:Ignorable="w14 w15 w16se w16cid w16 w16cex w16sdtdh w16sdtfl w16du wp14">
   <w:endnote w:type="separator" w:id="-1">
     <w:p>
       <w:r>
@@ -2643,7 +2742,7 @@
 </file>
 
 <file path=word/footer1.xml><?xml version="1.0" encoding="utf-8"?>
-<w:ftr xmlns:wpc="http://schemas.microsoft.com/office/word/2010/wordprocessingCanvas" xmlns:cx="http://schemas.microsoft.com/office/drawing/2014/chartex" xmlns:cx1="http://schemas.microsoft.com/office/drawing/2015/9/8/chartex" xmlns:cx2="http://schemas.microsoft.com/office/drawing/2015/10/21/chartex" xmlns:cx3="http://schemas.microsoft.com/office/drawing/2016/5/9/chartex" xmlns:cx4="http://schemas.microsoft.com/office/drawing/2016/5/10/chartex" xmlns:cx5="http://schemas.microsoft.com/office/drawing/2016/5/11/chartex" xmlns:cx6="http://schemas.microsoft.com/office/drawing/2016/5/12/chartex" xmlns:cx7="http://schemas.microsoft.com/office/drawing/2016/5/13/chartex" xmlns:cx8="http://schemas.microsoft.com/office/drawing/2016/5/14/chartex" xmlns:mc="http://schemas.openxmlformats.org/markup-compatibility/2006" xmlns:aink="http://schemas.microsoft.com/office/drawing/2016/ink" xmlns:am3d="http://schemas.microsoft.com/office/drawing/2017/model3d" xmlns:o="urn:schemas-microsoft-com:office:office" xmlns:oel="http://schemas.microsoft.com/office/2019/extlst" xmlns:r="http://schemas.openxmlformats.org/officeDocument/2006/relationships" xmlns:m="http://schemas.openxmlformats.org/officeDocument/2006/math" xmlns:v="urn:schemas-microsoft-com:vml" xmlns:wp14="http://schemas.microsoft.com/office/word/2010/wordprocessingDrawing" xmlns:wp="http://schemas.openxmlformats.org/drawingml/2006/wordprocessingDrawing" xmlns:w10="urn:schemas-microsoft-com:office:word" xmlns:w="http://schemas.openxmlformats.org/wordprocessingml/2006/main" xmlns:w14="http://schemas.microsoft.com/office/word/2010/wordml" xmlns:w15="http://schemas.microsoft.com/office/word/2012/wordml" xmlns:w16cex="http://schemas.microsoft.com/office/word/2018/wordml/cex" xmlns:w16cid="http://schemas.microsoft.com/office/word/2016/wordml/cid" xmlns:w16="http://schemas.microsoft.com/office/word/2018/wordml" xmlns:w16du="http://schemas.microsoft.com/office/word/2023/wordml/word16du" xmlns:w16sdtdh="http://schemas.microsoft.com/office/word/2020/wordml/sdtdatahash" xmlns:w16sdtfl="http://schemas.microsoft.com/office/word/2024/wordml/sdtformatlock" xmlns:w16se="http://schemas.microsoft.com/office/word/2015/wordml/symex" xmlns:wpg="http://schemas.microsoft.com/office/word/2010/wordprocessingGroup" xmlns:wpi="http://schemas.microsoft.com/office/word/2010/wordprocessingInk" xmlns:wne="http://schemas.microsoft.com/office/word/2006/wordml" xmlns:wps="http://schemas.microsoft.com/office/word/2010/wordprocessingShape" mc:Ignorable="w14 w15 w16se w16cid w16 w16cex w16sdtdh w16sdtfl w16du wp14">
+<w:ftr xmlns:wpc="http://schemas.microsoft.com/office/word/2010/wordprocessingCanvas" xmlns:cx="http://schemas.microsoft.com/office/drawing/2014/chartex" xmlns:cx1="http://schemas.microsoft.com/office/drawing/2015/9/8/chartex" xmlns:cx2="http://schemas.microsoft.com/office/drawing/2015/10/21/chartex" xmlns:cx3="http://schemas.microsoft.com/office/drawing/2016/5/9/chartex" xmlns:cx4="http://schemas.microsoft.com/office/drawing/2016/5/10/chartex" xmlns:cx5="http://schemas.microsoft.com/office/drawing/2016/5/11/chartex" xmlns:cx6="http://schemas.microsoft.com/office/drawing/2016/5/12/chartex" xmlns:cx7="http://schemas.microsoft.com/office/drawing/2016/5/13/chartex" xmlns:cx8="http://schemas.microsoft.com/office/drawing/2016/5/14/chartex" xmlns:mc="http://schemas.openxmlformats.org/markup-compatibility/2006" xmlns:m="http://schemas.openxmlformats.org/officeDocument/2006/math" xmlns:aink="http://schemas.microsoft.com/office/drawing/2016/ink" xmlns:am3d="http://schemas.microsoft.com/office/drawing/2017/model3d" xmlns:oel="http://schemas.microsoft.com/office/2019/extlst" xmlns:r="http://schemas.openxmlformats.org/officeDocument/2006/relationships" xmlns:wp14="http://schemas.microsoft.com/office/word/2010/wordprocessingDrawing" xmlns:wp="http://schemas.openxmlformats.org/drawingml/2006/wordprocessingDrawing" xmlns:wpg="http://schemas.microsoft.com/office/word/2010/wordprocessingGroup" xmlns:wpi="http://schemas.microsoft.com/office/word/2010/wordprocessingInk" xmlns:wps="http://schemas.microsoft.com/office/word/2010/wordprocessingShape" xmlns:o="urn:schemas-microsoft-com:office:office" xmlns:v="urn:schemas-microsoft-com:vml" xmlns:w10="urn:schemas-microsoft-com:office:word" xmlns:w="http://schemas.openxmlformats.org/wordprocessingml/2006/main" xmlns:w14="http://schemas.microsoft.com/office/word/2010/wordml" xmlns:w15="http://schemas.microsoft.com/office/word/2012/wordml" xmlns:w16cex="http://schemas.microsoft.com/office/word/2018/wordml/cex" xmlns:w16cid="http://schemas.microsoft.com/office/word/2016/wordml/cid" xmlns:w16="http://schemas.microsoft.com/office/word/2018/wordml" xmlns:w16sdtdh="http://schemas.microsoft.com/office/word/2020/wordml/sdtdatahash" xmlns:w16sdtfl="http://schemas.microsoft.com/office/word/2024/wordml/sdtformatlock" xmlns:w16se="http://schemas.microsoft.com/office/word/2015/wordml/symex" xmlns:w16du="http://schemas.microsoft.com/office/word/2023/wordml/word16du" xmlns:wne="http://schemas.microsoft.com/office/word/2006/wordml" mc:Ignorable="w14 w15 w16se w16cid w16 w16cex w16sdtdh w16sdtfl w16du wp14">
   <w:sdt>
     <w:sdtPr>
       <w:rPr>
@@ -2701,7 +2800,7 @@
 </file>
 
 <file path=word/footer2.xml><?xml version="1.0" encoding="utf-8"?>
-<w:ftr xmlns:wpc="http://schemas.microsoft.com/office/word/2010/wordprocessingCanvas" xmlns:cx="http://schemas.microsoft.com/office/drawing/2014/chartex" xmlns:cx1="http://schemas.microsoft.com/office/drawing/2015/9/8/chartex" xmlns:cx2="http://schemas.microsoft.com/office/drawing/2015/10/21/chartex" xmlns:cx3="http://schemas.microsoft.com/office/drawing/2016/5/9/chartex" xmlns:cx4="http://schemas.microsoft.com/office/drawing/2016/5/10/chartex" xmlns:cx5="http://schemas.microsoft.com/office/drawing/2016/5/11/chartex" xmlns:cx6="http://schemas.microsoft.com/office/drawing/2016/5/12/chartex" xmlns:cx7="http://schemas.microsoft.com/office/drawing/2016/5/13/chartex" xmlns:cx8="http://schemas.microsoft.com/office/drawing/2016/5/14/chartex" xmlns:mc="http://schemas.openxmlformats.org/markup-compatibility/2006" xmlns:aink="http://schemas.microsoft.com/office/drawing/2016/ink" xmlns:am3d="http://schemas.microsoft.com/office/drawing/2017/model3d" xmlns:o="urn:schemas-microsoft-com:office:office" xmlns:oel="http://schemas.microsoft.com/office/2019/extlst" xmlns:r="http://schemas.openxmlformats.org/officeDocument/2006/relationships" xmlns:m="http://schemas.openxmlformats.org/officeDocument/2006/math" xmlns:v="urn:schemas-microsoft-com:vml" xmlns:wp14="http://schemas.microsoft.com/office/word/2010/wordprocessingDrawing" xmlns:wp="http://schemas.openxmlformats.org/drawingml/2006/wordprocessingDrawing" xmlns:w10="urn:schemas-microsoft-com:office:word" xmlns:w="http://schemas.openxmlformats.org/wordprocessingml/2006/main" xmlns:w14="http://schemas.microsoft.com/office/word/2010/wordml" xmlns:w15="http://schemas.microsoft.com/office/word/2012/wordml" xmlns:w16cex="http://schemas.microsoft.com/office/word/2018/wordml/cex" xmlns:w16cid="http://schemas.microsoft.com/office/word/2016/wordml/cid" xmlns:w16="http://schemas.microsoft.com/office/word/2018/wordml" xmlns:w16du="http://schemas.microsoft.com/office/word/2023/wordml/word16du" xmlns:w16sdtdh="http://schemas.microsoft.com/office/word/2020/wordml/sdtdatahash" xmlns:w16sdtfl="http://schemas.microsoft.com/office/word/2024/wordml/sdtformatlock" xmlns:w16se="http://schemas.microsoft.com/office/word/2015/wordml/symex" xmlns:wpg="http://schemas.microsoft.com/office/word/2010/wordprocessingGroup" xmlns:wpi="http://schemas.microsoft.com/office/word/2010/wordprocessingInk" xmlns:wne="http://schemas.microsoft.com/office/word/2006/wordml" xmlns:wps="http://schemas.microsoft.com/office/word/2010/wordprocessingShape" mc:Ignorable="w14 w15 w16se w16cid w16 w16cex w16sdtdh w16sdtfl w16du wp14">
+<w:ftr xmlns:wpc="http://schemas.microsoft.com/office/word/2010/wordprocessingCanvas" xmlns:cx="http://schemas.microsoft.com/office/drawing/2014/chartex" xmlns:cx1="http://schemas.microsoft.com/office/drawing/2015/9/8/chartex" xmlns:cx2="http://schemas.microsoft.com/office/drawing/2015/10/21/chartex" xmlns:cx3="http://schemas.microsoft.com/office/drawing/2016/5/9/chartex" xmlns:cx4="http://schemas.microsoft.com/office/drawing/2016/5/10/chartex" xmlns:cx5="http://schemas.microsoft.com/office/drawing/2016/5/11/chartex" xmlns:cx6="http://schemas.microsoft.com/office/drawing/2016/5/12/chartex" xmlns:cx7="http://schemas.microsoft.com/office/drawing/2016/5/13/chartex" xmlns:cx8="http://schemas.microsoft.com/office/drawing/2016/5/14/chartex" xmlns:mc="http://schemas.openxmlformats.org/markup-compatibility/2006" xmlns:m="http://schemas.openxmlformats.org/officeDocument/2006/math" xmlns:aink="http://schemas.microsoft.com/office/drawing/2016/ink" xmlns:am3d="http://schemas.microsoft.com/office/drawing/2017/model3d" xmlns:oel="http://schemas.microsoft.com/office/2019/extlst" xmlns:r="http://schemas.openxmlformats.org/officeDocument/2006/relationships" xmlns:wp14="http://schemas.microsoft.com/office/word/2010/wordprocessingDrawing" xmlns:wp="http://schemas.openxmlformats.org/drawingml/2006/wordprocessingDrawing" xmlns:wpg="http://schemas.microsoft.com/office/word/2010/wordprocessingGroup" xmlns:wpi="http://schemas.microsoft.com/office/word/2010/wordprocessingInk" xmlns:wps="http://schemas.microsoft.com/office/word/2010/wordprocessingShape" xmlns:o="urn:schemas-microsoft-com:office:office" xmlns:v="urn:schemas-microsoft-com:vml" xmlns:w10="urn:schemas-microsoft-com:office:word" xmlns:w="http://schemas.openxmlformats.org/wordprocessingml/2006/main" xmlns:w14="http://schemas.microsoft.com/office/word/2010/wordml" xmlns:w15="http://schemas.microsoft.com/office/word/2012/wordml" xmlns:w16cex="http://schemas.microsoft.com/office/word/2018/wordml/cex" xmlns:w16cid="http://schemas.microsoft.com/office/word/2016/wordml/cid" xmlns:w16="http://schemas.microsoft.com/office/word/2018/wordml" xmlns:w16sdtdh="http://schemas.microsoft.com/office/word/2020/wordml/sdtdatahash" xmlns:w16sdtfl="http://schemas.microsoft.com/office/word/2024/wordml/sdtformatlock" xmlns:w16se="http://schemas.microsoft.com/office/word/2015/wordml/symex" xmlns:w16du="http://schemas.microsoft.com/office/word/2023/wordml/word16du" xmlns:wne="http://schemas.microsoft.com/office/word/2006/wordml" mc:Ignorable="w14 w15 w16se w16cid w16 w16cex w16sdtdh w16sdtfl w16du wp14">
   <w:sdt>
     <w:sdtPr>
       <w:rPr>
@@ -2766,7 +2865,7 @@
 </file>
 
 <file path=word/footnotes.xml><?xml version="1.0" encoding="utf-8"?>
-<w:footnotes xmlns:wpc="http://schemas.microsoft.com/office/word/2010/wordprocessingCanvas" xmlns:cx="http://schemas.microsoft.com/office/drawing/2014/chartex" xmlns:cx1="http://schemas.microsoft.com/office/drawing/2015/9/8/chartex" xmlns:cx2="http://schemas.microsoft.com/office/drawing/2015/10/21/chartex" xmlns:cx3="http://schemas.microsoft.com/office/drawing/2016/5/9/chartex" xmlns:cx4="http://schemas.microsoft.com/office/drawing/2016/5/10/chartex" xmlns:cx5="http://schemas.microsoft.com/office/drawing/2016/5/11/chartex" xmlns:cx6="http://schemas.microsoft.com/office/drawing/2016/5/12/chartex" xmlns:cx7="http://schemas.microsoft.com/office/drawing/2016/5/13/chartex" xmlns:cx8="http://schemas.microsoft.com/office/drawing/2016/5/14/chartex" xmlns:mc="http://schemas.openxmlformats.org/markup-compatibility/2006" xmlns:aink="http://schemas.microsoft.com/office/drawing/2016/ink" xmlns:am3d="http://schemas.microsoft.com/office/drawing/2017/model3d" xmlns:o="urn:schemas-microsoft-com:office:office" xmlns:oel="http://schemas.microsoft.com/office/2019/extlst" xmlns:r="http://schemas.openxmlformats.org/officeDocument/2006/relationships" xmlns:m="http://schemas.openxmlformats.org/officeDocument/2006/math" xmlns:v="urn:schemas-microsoft-com:vml" xmlns:wp14="http://schemas.microsoft.com/office/word/2010/wordprocessingDrawing" xmlns:wp="http://schemas.openxmlformats.org/drawingml/2006/wordprocessingDrawing" xmlns:w10="urn:schemas-microsoft-com:office:word" xmlns:w="http://schemas.openxmlformats.org/wordprocessingml/2006/main" xmlns:w14="http://schemas.microsoft.com/office/word/2010/wordml" xmlns:w15="http://schemas.microsoft.com/office/word/2012/wordml" xmlns:w16cex="http://schemas.microsoft.com/office/word/2018/wordml/cex" xmlns:w16cid="http://schemas.microsoft.com/office/word/2016/wordml/cid" xmlns:w16="http://schemas.microsoft.com/office/word/2018/wordml" xmlns:w16du="http://schemas.microsoft.com/office/word/2023/wordml/word16du" xmlns:w16sdtdh="http://schemas.microsoft.com/office/word/2020/wordml/sdtdatahash" xmlns:w16sdtfl="http://schemas.microsoft.com/office/word/2024/wordml/sdtformatlock" xmlns:w16se="http://schemas.microsoft.com/office/word/2015/wordml/symex" xmlns:wpg="http://schemas.microsoft.com/office/word/2010/wordprocessingGroup" xmlns:wpi="http://schemas.microsoft.com/office/word/2010/wordprocessingInk" xmlns:wne="http://schemas.microsoft.com/office/word/2006/wordml" xmlns:wps="http://schemas.microsoft.com/office/word/2010/wordprocessingShape" mc:Ignorable="w14 w15 w16se w16cid w16 w16cex w16sdtdh w16sdtfl w16du wp14">
+<w:footnotes xmlns:wpc="http://schemas.microsoft.com/office/word/2010/wordprocessingCanvas" xmlns:cx="http://schemas.microsoft.com/office/drawing/2014/chartex" xmlns:cx1="http://schemas.microsoft.com/office/drawing/2015/9/8/chartex" xmlns:cx2="http://schemas.microsoft.com/office/drawing/2015/10/21/chartex" xmlns:cx3="http://schemas.microsoft.com/office/drawing/2016/5/9/chartex" xmlns:cx4="http://schemas.microsoft.com/office/drawing/2016/5/10/chartex" xmlns:cx5="http://schemas.microsoft.com/office/drawing/2016/5/11/chartex" xmlns:cx6="http://schemas.microsoft.com/office/drawing/2016/5/12/chartex" xmlns:cx7="http://schemas.microsoft.com/office/drawing/2016/5/13/chartex" xmlns:cx8="http://schemas.microsoft.com/office/drawing/2016/5/14/chartex" xmlns:mc="http://schemas.openxmlformats.org/markup-compatibility/2006" xmlns:m="http://schemas.openxmlformats.org/officeDocument/2006/math" xmlns:aink="http://schemas.microsoft.com/office/drawing/2016/ink" xmlns:am3d="http://schemas.microsoft.com/office/drawing/2017/model3d" xmlns:oel="http://schemas.microsoft.com/office/2019/extlst" xmlns:r="http://schemas.openxmlformats.org/officeDocument/2006/relationships" xmlns:wp14="http://schemas.microsoft.com/office/word/2010/wordprocessingDrawing" xmlns:wp="http://schemas.openxmlformats.org/drawingml/2006/wordprocessingDrawing" xmlns:wpg="http://schemas.microsoft.com/office/word/2010/wordprocessingGroup" xmlns:wpi="http://schemas.microsoft.com/office/word/2010/wordprocessingInk" xmlns:wps="http://schemas.microsoft.com/office/word/2010/wordprocessingShape" xmlns:o="urn:schemas-microsoft-com:office:office" xmlns:v="urn:schemas-microsoft-com:vml" xmlns:w10="urn:schemas-microsoft-com:office:word" xmlns:w="http://schemas.openxmlformats.org/wordprocessingml/2006/main" xmlns:w14="http://schemas.microsoft.com/office/word/2010/wordml" xmlns:w15="http://schemas.microsoft.com/office/word/2012/wordml" xmlns:w16cex="http://schemas.microsoft.com/office/word/2018/wordml/cex" xmlns:w16cid="http://schemas.microsoft.com/office/word/2016/wordml/cid" xmlns:w16="http://schemas.microsoft.com/office/word/2018/wordml" xmlns:w16sdtdh="http://schemas.microsoft.com/office/word/2020/wordml/sdtdatahash" xmlns:w16sdtfl="http://schemas.microsoft.com/office/word/2024/wordml/sdtformatlock" xmlns:w16se="http://schemas.microsoft.com/office/word/2015/wordml/symex" xmlns:w16du="http://schemas.microsoft.com/office/word/2023/wordml/word16du" xmlns:wne="http://schemas.microsoft.com/office/word/2006/wordml" mc:Ignorable="w14 w15 w16se w16cid w16 w16cex w16sdtdh w16sdtfl w16du wp14">
   <w:footnote w:type="separator" w:id="-1">
     <w:p>
       <w:r>
@@ -2785,7 +2884,7 @@
 </file>
 
 <file path=word/header1.xml><?xml version="1.0" encoding="utf-8"?>
-<w:hdr xmlns:wpc="http://schemas.microsoft.com/office/word/2010/wordprocessingCanvas" xmlns:cx="http://schemas.microsoft.com/office/drawing/2014/chartex" xmlns:cx1="http://schemas.microsoft.com/office/drawing/2015/9/8/chartex" xmlns:cx2="http://schemas.microsoft.com/office/drawing/2015/10/21/chartex" xmlns:cx3="http://schemas.microsoft.com/office/drawing/2016/5/9/chartex" xmlns:cx4="http://schemas.microsoft.com/office/drawing/2016/5/10/chartex" xmlns:cx5="http://schemas.microsoft.com/office/drawing/2016/5/11/chartex" xmlns:cx6="http://schemas.microsoft.com/office/drawing/2016/5/12/chartex" xmlns:cx7="http://schemas.microsoft.com/office/drawing/2016/5/13/chartex" xmlns:cx8="http://schemas.microsoft.com/office/drawing/2016/5/14/chartex" xmlns:mc="http://schemas.openxmlformats.org/markup-compatibility/2006" xmlns:aink="http://schemas.microsoft.com/office/drawing/2016/ink" xmlns:am3d="http://schemas.microsoft.com/office/drawing/2017/model3d" xmlns:o="urn:schemas-microsoft-com:office:office" xmlns:oel="http://schemas.microsoft.com/office/2019/extlst" xmlns:r="http://schemas.openxmlformats.org/officeDocument/2006/relationships" xmlns:m="http://schemas.openxmlformats.org/officeDocument/2006/math" xmlns:v="urn:schemas-microsoft-com:vml" xmlns:wp14="http://schemas.microsoft.com/office/word/2010/wordprocessingDrawing" xmlns:wp="http://schemas.openxmlformats.org/drawingml/2006/wordprocessingDrawing" xmlns:w10="urn:schemas-microsoft-com:office:word" xmlns:w="http://schemas.openxmlformats.org/wordprocessingml/2006/main" xmlns:w14="http://schemas.microsoft.com/office/word/2010/wordml" xmlns:w15="http://schemas.microsoft.com/office/word/2012/wordml" xmlns:w16cex="http://schemas.microsoft.com/office/word/2018/wordml/cex" xmlns:w16cid="http://schemas.microsoft.com/office/word/2016/wordml/cid" xmlns:w16="http://schemas.microsoft.com/office/word/2018/wordml" xmlns:w16du="http://schemas.microsoft.com/office/word/2023/wordml/word16du" xmlns:w16sdtdh="http://schemas.microsoft.com/office/word/2020/wordml/sdtdatahash" xmlns:w16sdtfl="http://schemas.microsoft.com/office/word/2024/wordml/sdtformatlock" xmlns:w16se="http://schemas.microsoft.com/office/word/2015/wordml/symex" xmlns:wpg="http://schemas.microsoft.com/office/word/2010/wordprocessingGroup" xmlns:wpi="http://schemas.microsoft.com/office/word/2010/wordprocessingInk" xmlns:wne="http://schemas.microsoft.com/office/word/2006/wordml" xmlns:wps="http://schemas.microsoft.com/office/word/2010/wordprocessingShape" mc:Ignorable="w14 w15 w16se w16cid w16 w16cex w16sdtdh w16sdtfl w16du wp14">
+<w:hdr xmlns:wpc="http://schemas.microsoft.com/office/word/2010/wordprocessingCanvas" xmlns:cx="http://schemas.microsoft.com/office/drawing/2014/chartex" xmlns:cx1="http://schemas.microsoft.com/office/drawing/2015/9/8/chartex" xmlns:cx2="http://schemas.microsoft.com/office/drawing/2015/10/21/chartex" xmlns:cx3="http://schemas.microsoft.com/office/drawing/2016/5/9/chartex" xmlns:cx4="http://schemas.microsoft.com/office/drawing/2016/5/10/chartex" xmlns:cx5="http://schemas.microsoft.com/office/drawing/2016/5/11/chartex" xmlns:cx6="http://schemas.microsoft.com/office/drawing/2016/5/12/chartex" xmlns:cx7="http://schemas.microsoft.com/office/drawing/2016/5/13/chartex" xmlns:cx8="http://schemas.microsoft.com/office/drawing/2016/5/14/chartex" xmlns:mc="http://schemas.openxmlformats.org/markup-compatibility/2006" xmlns:m="http://schemas.openxmlformats.org/officeDocument/2006/math" xmlns:aink="http://schemas.microsoft.com/office/drawing/2016/ink" xmlns:am3d="http://schemas.microsoft.com/office/drawing/2017/model3d" xmlns:oel="http://schemas.microsoft.com/office/2019/extlst" xmlns:r="http://schemas.openxmlformats.org/officeDocument/2006/relationships" xmlns:wp14="http://schemas.microsoft.com/office/word/2010/wordprocessingDrawing" xmlns:wp="http://schemas.openxmlformats.org/drawingml/2006/wordprocessingDrawing" xmlns:wpg="http://schemas.microsoft.com/office/word/2010/wordprocessingGroup" xmlns:wpi="http://schemas.microsoft.com/office/word/2010/wordprocessingInk" xmlns:wps="http://schemas.microsoft.com/office/word/2010/wordprocessingShape" xmlns:o="urn:schemas-microsoft-com:office:office" xmlns:v="urn:schemas-microsoft-com:vml" xmlns:w10="urn:schemas-microsoft-com:office:word" xmlns:w="http://schemas.openxmlformats.org/wordprocessingml/2006/main" xmlns:w14="http://schemas.microsoft.com/office/word/2010/wordml" xmlns:w15="http://schemas.microsoft.com/office/word/2012/wordml" xmlns:w16cex="http://schemas.microsoft.com/office/word/2018/wordml/cex" xmlns:w16cid="http://schemas.microsoft.com/office/word/2016/wordml/cid" xmlns:w16="http://schemas.microsoft.com/office/word/2018/wordml" xmlns:w16sdtdh="http://schemas.microsoft.com/office/word/2020/wordml/sdtdatahash" xmlns:w16sdtfl="http://schemas.microsoft.com/office/word/2024/wordml/sdtformatlock" xmlns:w16se="http://schemas.microsoft.com/office/word/2015/wordml/symex" xmlns:w16du="http://schemas.microsoft.com/office/word/2023/wordml/word16du" xmlns:wne="http://schemas.microsoft.com/office/word/2006/wordml" mc:Ignorable="w14 w15 w16se w16cid w16 w16cex w16sdtdh w16sdtfl w16du wp14">
   <w:p>
     <w:pPr>
       <w:pStyle w:val="Logo"/>
@@ -2835,7 +2934,7 @@
 </file>
 
 <file path=word/numbering.xml><?xml version="1.0" encoding="utf-8"?>
-<w:numbering xmlns:wpc="http://schemas.microsoft.com/office/word/2010/wordprocessingCanvas" xmlns:cx="http://schemas.microsoft.com/office/drawing/2014/chartex" xmlns:cx1="http://schemas.microsoft.com/office/drawing/2015/9/8/chartex" xmlns:cx2="http://schemas.microsoft.com/office/drawing/2015/10/21/chartex" xmlns:cx3="http://schemas.microsoft.com/office/drawing/2016/5/9/chartex" xmlns:cx4="http://schemas.microsoft.com/office/drawing/2016/5/10/chartex" xmlns:cx5="http://schemas.microsoft.com/office/drawing/2016/5/11/chartex" xmlns:cx6="http://schemas.microsoft.com/office/drawing/2016/5/12/chartex" xmlns:cx7="http://schemas.microsoft.com/office/drawing/2016/5/13/chartex" xmlns:cx8="http://schemas.microsoft.com/office/drawing/2016/5/14/chartex" xmlns:mc="http://schemas.openxmlformats.org/markup-compatibility/2006" xmlns:aink="http://schemas.microsoft.com/office/drawing/2016/ink" xmlns:am3d="http://schemas.microsoft.com/office/drawing/2017/model3d" xmlns:o="urn:schemas-microsoft-com:office:office" xmlns:oel="http://schemas.microsoft.com/office/2019/extlst" xmlns:r="http://schemas.openxmlformats.org/officeDocument/2006/relationships" xmlns:m="http://schemas.openxmlformats.org/officeDocument/2006/math" xmlns:v="urn:schemas-microsoft-com:vml" xmlns:wp14="http://schemas.microsoft.com/office/word/2010/wordprocessingDrawing" xmlns:wp="http://schemas.openxmlformats.org/drawingml/2006/wordprocessingDrawing" xmlns:w10="urn:schemas-microsoft-com:office:word" xmlns:w="http://schemas.openxmlformats.org/wordprocessingml/2006/main" xmlns:w14="http://schemas.microsoft.com/office/word/2010/wordml" xmlns:w15="http://schemas.microsoft.com/office/word/2012/wordml" xmlns:w16cex="http://schemas.microsoft.com/office/word/2018/wordml/cex" xmlns:w16cid="http://schemas.microsoft.com/office/word/2016/wordml/cid" xmlns:w16="http://schemas.microsoft.com/office/word/2018/wordml" xmlns:w16du="http://schemas.microsoft.com/office/word/2023/wordml/word16du" xmlns:w16sdtdh="http://schemas.microsoft.com/office/word/2020/wordml/sdtdatahash" xmlns:w16sdtfl="http://schemas.microsoft.com/office/word/2024/wordml/sdtformatlock" xmlns:w16se="http://schemas.microsoft.com/office/word/2015/wordml/symex" xmlns:wpg="http://schemas.microsoft.com/office/word/2010/wordprocessingGroup" xmlns:wpi="http://schemas.microsoft.com/office/word/2010/wordprocessingInk" xmlns:wne="http://schemas.microsoft.com/office/word/2006/wordml" xmlns:wps="http://schemas.microsoft.com/office/word/2010/wordprocessingShape" mc:Ignorable="w14 w15 w16se w16cid w16 w16cex w16sdtdh w16sdtfl w16du wp14">
+<w:numbering xmlns:wpc="http://schemas.microsoft.com/office/word/2010/wordprocessingCanvas" xmlns:cx="http://schemas.microsoft.com/office/drawing/2014/chartex" xmlns:cx1="http://schemas.microsoft.com/office/drawing/2015/9/8/chartex" xmlns:cx2="http://schemas.microsoft.com/office/drawing/2015/10/21/chartex" xmlns:cx3="http://schemas.microsoft.com/office/drawing/2016/5/9/chartex" xmlns:cx4="http://schemas.microsoft.com/office/drawing/2016/5/10/chartex" xmlns:cx5="http://schemas.microsoft.com/office/drawing/2016/5/11/chartex" xmlns:cx6="http://schemas.microsoft.com/office/drawing/2016/5/12/chartex" xmlns:cx7="http://schemas.microsoft.com/office/drawing/2016/5/13/chartex" xmlns:cx8="http://schemas.microsoft.com/office/drawing/2016/5/14/chartex" xmlns:mc="http://schemas.openxmlformats.org/markup-compatibility/2006" xmlns:m="http://schemas.openxmlformats.org/officeDocument/2006/math" xmlns:aink="http://schemas.microsoft.com/office/drawing/2016/ink" xmlns:am3d="http://schemas.microsoft.com/office/drawing/2017/model3d" xmlns:oel="http://schemas.microsoft.com/office/2019/extlst" xmlns:r="http://schemas.openxmlformats.org/officeDocument/2006/relationships" xmlns:wp14="http://schemas.microsoft.com/office/word/2010/wordprocessingDrawing" xmlns:wp="http://schemas.openxmlformats.org/drawingml/2006/wordprocessingDrawing" xmlns:wpg="http://schemas.microsoft.com/office/word/2010/wordprocessingGroup" xmlns:wpi="http://schemas.microsoft.com/office/word/2010/wordprocessingInk" xmlns:wps="http://schemas.microsoft.com/office/word/2010/wordprocessingShape" xmlns:o="urn:schemas-microsoft-com:office:office" xmlns:v="urn:schemas-microsoft-com:vml" xmlns:w10="urn:schemas-microsoft-com:office:word" xmlns:w="http://schemas.openxmlformats.org/wordprocessingml/2006/main" xmlns:w14="http://schemas.microsoft.com/office/word/2010/wordml" xmlns:w15="http://schemas.microsoft.com/office/word/2012/wordml" xmlns:w16cex="http://schemas.microsoft.com/office/word/2018/wordml/cex" xmlns:w16cid="http://schemas.microsoft.com/office/word/2016/wordml/cid" xmlns:w16="http://schemas.microsoft.com/office/word/2018/wordml" xmlns:w16sdtdh="http://schemas.microsoft.com/office/word/2020/wordml/sdtdatahash" xmlns:w16sdtfl="http://schemas.microsoft.com/office/word/2024/wordml/sdtformatlock" xmlns:w16se="http://schemas.microsoft.com/office/word/2015/wordml/symex" xmlns:w16du="http://schemas.microsoft.com/office/word/2023/wordml/word16du" xmlns:wne="http://schemas.microsoft.com/office/word/2006/wordml" mc:Ignorable="w14 w15 w16se w16cid w16 w16cex w16sdtdh w16sdtfl w16du wp14">
   <w:abstractNum w:abstractNumId="0" w15:restartNumberingAfterBreak="0">
     <w:nsid w:val="01F7215A"/>
     <w:multiLevelType w:val="multilevel"/>
@@ -10629,7 +10728,7 @@
 </file>
 
 <file path=word/styles.xml><?xml version="1.0" encoding="utf-8"?>
-<w:styles xmlns:mc="http://schemas.openxmlformats.org/markup-compatibility/2006" xmlns:r="http://schemas.openxmlformats.org/officeDocument/2006/relationships" xmlns:w="http://schemas.openxmlformats.org/wordprocessingml/2006/main" xmlns:w14="http://schemas.microsoft.com/office/word/2010/wordml" xmlns:w15="http://schemas.microsoft.com/office/word/2012/wordml" xmlns:w16cex="http://schemas.microsoft.com/office/word/2018/wordml/cex" xmlns:w16cid="http://schemas.microsoft.com/office/word/2016/wordml/cid" xmlns:w16="http://schemas.microsoft.com/office/word/2018/wordml" xmlns:w16du="http://schemas.microsoft.com/office/word/2023/wordml/word16du" xmlns:w16sdtdh="http://schemas.microsoft.com/office/word/2020/wordml/sdtdatahash" xmlns:w16sdtfl="http://schemas.microsoft.com/office/word/2024/wordml/sdtformatlock" xmlns:w16se="http://schemas.microsoft.com/office/word/2015/wordml/symex" mc:Ignorable="w14 w15 w16se w16cid w16 w16cex w16sdtdh w16sdtfl w16du">
+<w:styles xmlns:mc="http://schemas.openxmlformats.org/markup-compatibility/2006" xmlns:r="http://schemas.openxmlformats.org/officeDocument/2006/relationships" xmlns:w="http://schemas.openxmlformats.org/wordprocessingml/2006/main" xmlns:w14="http://schemas.microsoft.com/office/word/2010/wordml" xmlns:w15="http://schemas.microsoft.com/office/word/2012/wordml" xmlns:w16cex="http://schemas.microsoft.com/office/word/2018/wordml/cex" xmlns:w16cid="http://schemas.microsoft.com/office/word/2016/wordml/cid" xmlns:w16="http://schemas.microsoft.com/office/word/2018/wordml" xmlns:w16sdtdh="http://schemas.microsoft.com/office/word/2020/wordml/sdtdatahash" xmlns:w16sdtfl="http://schemas.microsoft.com/office/word/2024/wordml/sdtformatlock" xmlns:w16se="http://schemas.microsoft.com/office/word/2015/wordml/symex" xmlns:w16du="http://schemas.microsoft.com/office/word/2023/wordml/word16du" mc:Ignorable="w14 w15 w16se w16cid w16 w16cex w16sdtdh w16sdtfl w16du">
   <w:docDefaults>
     <w:rPrDefault>
       <w:rPr>
@@ -12208,7 +12307,6 @@
     <w:name w:val="Normal (Web)"/>
     <w:basedOn w:val="Normal"/>
     <w:uiPriority w:val="99"/>
-    <w:semiHidden/>
     <w:unhideWhenUsed/>
     <w:rsid w:val="005B296E"/>
     <w:pPr>
@@ -13489,28 +13587,28 @@
 </file>
 
 <file path=customXml/item1.xml><?xml version="1.0" encoding="utf-8"?>
-<b:Sources xmlns:b="http://schemas.openxmlformats.org/officeDocument/2006/bibliography" xmlns="http://schemas.openxmlformats.org/officeDocument/2006/bibliography" SelectedStyle="/APASixthEditionOfficeOnline.xsl" StyleName="APA" Version="6"/>
-</file>
-
-<file path=customXml/item2.xml><?xml version="1.0" encoding="utf-8"?>
 <go:gDocsCustomXmlDataStorage xmlns:go="http://customooxmlschemas.google.com/" xmlns:r="http://schemas.openxmlformats.org/officeDocument/2006/relationships" uri="GoogleDocsCustomDataVersion2">
   <go:docsCustomData xmlns:go="http://customooxmlschemas.google.com/" roundtripDataSignature="AMtx7mjNM190Tgsv8Hr7tOEtkBC9xrTWYw==">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</go:docsCustomData>
 </go:gDocsCustomXmlDataStorage>
 </file>
 
-<file path=customXml/itemProps1.xml><?xml version="1.0" encoding="utf-8"?>
-<ds:datastoreItem xmlns:ds="http://schemas.openxmlformats.org/officeDocument/2006/customXml" ds:itemID="{1BF72D80-5CC7-EB46-A118-175E8DAC0E96}">
-  <ds:schemaRefs>
-    <ds:schemaRef ds:uri="http://schemas.openxmlformats.org/officeDocument/2006/bibliography"/>
-  </ds:schemaRefs>
-</ds:datastoreItem>
+<file path=customXml/item2.xml><?xml version="1.0" encoding="utf-8"?>
+<b:Sources xmlns:b="http://schemas.openxmlformats.org/officeDocument/2006/bibliography" xmlns="http://schemas.openxmlformats.org/officeDocument/2006/bibliography" SelectedStyle="/APASixthEditionOfficeOnline.xsl" StyleName="APA" Version="6"/>
 </file>
 
-<file path=customXml/itemProps2.xml><?xml version="1.0" encoding="utf-8"?>
+<file path=customXml/itemProps1.xml><?xml version="1.0" encoding="utf-8"?>
 <ds:datastoreItem xmlns:ds="http://schemas.openxmlformats.org/officeDocument/2006/customXml" ds:itemID="{11111111-1234-1234-1234-123412341234}">
   <ds:schemaRefs>
     <ds:schemaRef ds:uri="http://customooxmlschemas.google.com/"/>
     <ds:schemaRef ds:uri="http://schemas.openxmlformats.org/officeDocument/2006/relationships"/>
   </ds:schemaRefs>
 </ds:datastoreItem>
+</file>
+
+<file path=customXml/itemProps2.xml><?xml version="1.0" encoding="utf-8"?>
+<ds:datastoreItem xmlns:ds="http://schemas.openxmlformats.org/officeDocument/2006/customXml" ds:itemID="{1BF72D80-5CC7-EB46-A118-175E8DAC0E96}">
+  <ds:schemaRefs>
+    <ds:schemaRef ds:uri="http://schemas.openxmlformats.org/officeDocument/2006/bibliography"/>
+  </ds:schemaRefs>
+</ds:datastoreItem>
 </file>
--- a/docs/assets/attachments/modules/11.-linear-regression-basics/11.1-sample-linear-regression.docx
+++ b/docs/assets/attachments/modules/11.-linear-regression-basics/11.1-sample-linear-regression.docx
@@ -1347,7 +1347,7 @@
                 <w:noProof/>
               </w:rPr>
               <w:drawing>
-                <wp:inline distT="0" distB="0" distL="0" distR="0" wp14:anchorId="071DF45A" wp14:editId="780B935E">
+                <wp:inline distT="0" distB="0" distL="0" distR="0" wp14:anchorId="071DF45A" wp14:editId="5FA5FCB4">
                   <wp:extent cx="3129280" cy="2150680"/>
                   <wp:effectExtent l="0" t="0" r="0" b="0"/>
                   <wp:docPr id="866816954" name="Picture 1"/>
@@ -2539,7 +2539,7 @@
             <w:pPr>
               <w:pStyle w:val="NormalWeb"/>
               <w:shd w:val="clear" w:color="auto" w:fill="FFFFFF"/>
-              <w:spacing w:before="0" w:beforeAutospacing="0" w:after="0" w:afterAutospacing="0"/>
+              <w:spacing w:before="0" w:beforeAutospacing="0" w:after="240" w:afterAutospacing="0"/>
             </w:pPr>
             <w:r>
               <w:rPr>
@@ -2583,7 +2583,7 @@
             <w:pPr>
               <w:pStyle w:val="NormalWeb"/>
               <w:shd w:val="clear" w:color="auto" w:fill="FFFFFF"/>
-              <w:spacing w:before="0" w:beforeAutospacing="0" w:after="0" w:afterAutospacing="0"/>
+              <w:spacing w:before="0" w:beforeAutospacing="0" w:after="240" w:afterAutospacing="0"/>
             </w:pPr>
             <w:r>
               <w:rPr>
@@ -2642,7 +2642,7 @@
             <w:pPr>
               <w:pStyle w:val="NormalWeb"/>
               <w:shd w:val="clear" w:color="auto" w:fill="FFFFFF"/>
-              <w:spacing w:before="0" w:beforeAutospacing="0" w:after="0" w:afterAutospacing="0"/>
+              <w:spacing w:before="0" w:beforeAutospacing="0" w:after="240" w:afterAutospacing="0"/>
             </w:pPr>
             <w:r>
               <w:rPr>
@@ -2672,7 +2672,7 @@
             <w:pPr>
               <w:pStyle w:val="NormalWeb"/>
               <w:shd w:val="clear" w:color="auto" w:fill="FFFFFF"/>
-              <w:spacing w:before="0" w:beforeAutospacing="0" w:after="0" w:afterAutospacing="0"/>
+              <w:spacing w:before="0" w:beforeAutospacing="0" w:after="240" w:afterAutospacing="0"/>
             </w:pPr>
             <w:r>
               <w:rPr>
@@ -2695,14 +2695,7 @@
                 <w:rFonts w:ascii="Arial" w:hAnsi="Arial" w:cs="Arial"/>
                 <w:color w:val="000000"/>
               </w:rPr>
-              <w:t>The adjusted R-squared value indicates that the model, which includes respondents' education in years, respondents' occupational prestige score, respondents' subjective class identification, and respondents' age, accounts for 71.7% of the variation in respondents' socio-economic index score</w:t>
-            </w:r>
-            <w:r>
-              <w:rPr>
-                <w:rFonts w:ascii="Arial" w:hAnsi="Arial" w:cs="Arial"/>
-                <w:color w:val="000000"/>
-              </w:rPr>
-              <w:t>.</w:t>
+              <w:t>The adjusted R-squared value indicates that the model, which includes respondents' education in years, respondents' occupational prestige score, respondents' subjective class identification, and respondents' age, accounts for 71.7% of the variation in respondents' socio-economic index score.</w:t>
             </w:r>
           </w:p>
         </w:tc>
@@ -13587,28 +13580,28 @@
 </file>
 
 <file path=customXml/item1.xml><?xml version="1.0" encoding="utf-8"?>
+<b:Sources xmlns:b="http://schemas.openxmlformats.org/officeDocument/2006/bibliography" xmlns="http://schemas.openxmlformats.org/officeDocument/2006/bibliography" SelectedStyle="/APASixthEditionOfficeOnline.xsl" StyleName="APA" Version="6"/>
+</file>
+
+<file path=customXml/item2.xml><?xml version="1.0" encoding="utf-8"?>
 <go:gDocsCustomXmlDataStorage xmlns:go="http://customooxmlschemas.google.com/" xmlns:r="http://schemas.openxmlformats.org/officeDocument/2006/relationships" uri="GoogleDocsCustomDataVersion2">
   <go:docsCustomData xmlns:go="http://customooxmlschemas.google.com/" roundtripDataSignature="AMtx7mjNM190Tgsv8Hr7tOEtkBC9xrTWYw==">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</go:docsCustomData>
 </go:gDocsCustomXmlDataStorage>
 </file>
 
-<file path=customXml/item2.xml><?xml version="1.0" encoding="utf-8"?>
-<b:Sources xmlns:b="http://schemas.openxmlformats.org/officeDocument/2006/bibliography" xmlns="http://schemas.openxmlformats.org/officeDocument/2006/bibliography" SelectedStyle="/APASixthEditionOfficeOnline.xsl" StyleName="APA" Version="6"/>
+<file path=customXml/itemProps1.xml><?xml version="1.0" encoding="utf-8"?>
+<ds:datastoreItem xmlns:ds="http://schemas.openxmlformats.org/officeDocument/2006/customXml" ds:itemID="{1BF72D80-5CC7-EB46-A118-175E8DAC0E96}">
+  <ds:schemaRefs>
+    <ds:schemaRef ds:uri="http://schemas.openxmlformats.org/officeDocument/2006/bibliography"/>
+  </ds:schemaRefs>
+</ds:datastoreItem>
 </file>
 
-<file path=customXml/itemProps1.xml><?xml version="1.0" encoding="utf-8"?>
+<file path=customXml/itemProps2.xml><?xml version="1.0" encoding="utf-8"?>
 <ds:datastoreItem xmlns:ds="http://schemas.openxmlformats.org/officeDocument/2006/customXml" ds:itemID="{11111111-1234-1234-1234-123412341234}">
   <ds:schemaRefs>
     <ds:schemaRef ds:uri="http://customooxmlschemas.google.com/"/>
     <ds:schemaRef ds:uri="http://schemas.openxmlformats.org/officeDocument/2006/relationships"/>
   </ds:schemaRefs>
 </ds:datastoreItem>
-</file>
-
-<file path=customXml/itemProps2.xml><?xml version="1.0" encoding="utf-8"?>
-<ds:datastoreItem xmlns:ds="http://schemas.openxmlformats.org/officeDocument/2006/customXml" ds:itemID="{1BF72D80-5CC7-EB46-A118-175E8DAC0E96}">
-  <ds:schemaRefs>
-    <ds:schemaRef ds:uri="http://schemas.openxmlformats.org/officeDocument/2006/bibliography"/>
-  </ds:schemaRefs>
-</ds:datastoreItem>
 </file>